--- a/07_LEAD_MAGNETS/07_PUBMED_Cheatsheet_MeSH_Search_String_dan_Boolean.docx
+++ b/07_LEAD_MAGNETS/07_PUBMED_Cheatsheet_MeSH_Search_String_dan_Boolean.docx
@@ -3,83 +3,114 @@
 <w:document xmlns:wpc="http://schemas.microsoft.com/office/word/2010/wordprocessingCanvas" xmlns:mo="http://schemas.microsoft.com/office/mac/office/2008/main" xmlns:mc="http://schemas.openxmlformats.org/markup-compatibility/2006" xmlns:mv="urn:schemas-microsoft-com:mac:vml" xmlns:o="urn:schemas-microsoft-com:office:office" xmlns:r="http://schemas.openxmlformats.org/officeDocument/2006/relationships" xmlns:m="http://schemas.openxmlformats.org/officeDocument/2006/math" xmlns:v="urn:schemas-microsoft-com:vml" xmlns:wp14="http://schemas.microsoft.com/office/word/2010/wordprocessingDrawing" xmlns:wp="http://schemas.openxmlformats.org/drawingml/2006/wordprocessingDrawing" xmlns:w10="urn:schemas-microsoft-com:office:word" xmlns:w="http://schemas.openxmlformats.org/wordprocessingml/2006/main" xmlns:w14="http://schemas.microsoft.com/office/word/2010/wordml" xmlns:wpg="http://schemas.microsoft.com/office/word/2010/wordprocessingGroup" xmlns:wpi="http://schemas.microsoft.com/office/word/2010/wordprocessingInk" xmlns:wne="http://schemas.microsoft.com/office/word/2006/wordml" xmlns:wps="http://schemas.microsoft.com/office/word/2010/wordprocessingShape" mc:Ignorable="w14 wp14">
   <w:body>
     <w:p>
+      <w:pPr>
+        <w:jc w:val="center"/>
+      </w:pPr>
       <w:r>
         <w:rPr>
+          <w:rFonts w:ascii="Times New Roman" w:hAnsi="Times New Roman"/>
           <w:b/>
-          <w:color w:val="E85929"/>
-          <w:sz w:val="20"/>
+          <w:i w:val="0"/>
+          <w:color w:val="000000"/>
+          <w:sz w:val="28"/>
+          <w:rFonts w:ascii="Times New Roman" w:hAnsi="Times New Roman" w:cs="Times New Roman" w:eastAsia="Times New Roman"/>
         </w:rPr>
-        <w:t>NASKAH.FK — LITERATURE SEARCH ENGINE</w:t>
+        <w:t>FORMULA PENCARIAN LITERATUR MEDIS DENGAN MeSH DAN BOOLEAN OPERATOR</w:t>
         <w:br/>
       </w:r>
       <w:r>
         <w:rPr>
-          <w:b/>
-          <w:color w:val="071726"/>
-          <w:sz w:val="30"/>
+          <w:rFonts w:ascii="Times New Roman" w:hAnsi="Times New Roman"/>
+          <w:b w:val="0"/>
+          <w:i/>
+          <w:color w:val="000000"/>
+          <w:sz w:val="24"/>
+          <w:rFonts w:ascii="Times New Roman" w:hAnsi="Times New Roman" w:cs="Times New Roman" w:eastAsia="Times New Roman"/>
         </w:rPr>
-        <w:t>Cheatsheet Formula MeSH Search String &amp; Boolean PubMed / Scopus</w:t>
-      </w:r>
-    </w:p>
-    <w:p>
-      <w:r>
-        <w:t>Kumpulan formula string pencarian literatur internasional bereputasi untuk Bab 2 dan Tinjauan Pustaka.</w:t>
-      </w:r>
-    </w:p>
-    <w:p>
-      <w:r>
-        <w:t>―――――――――――――――――――――――――――――――――――――――――――――</w:t>
+        <w:t>Panduan Penelusuran Basis Data PubMed dan Scopus untuk Naskah Skripsi FK — NASKAH.FK</w:t>
       </w:r>
     </w:p>
     <w:p>
       <w:pPr>
         <w:pStyle w:val="Heading1"/>
+        <w:spacing w:before="240" w:after="120"/>
       </w:pPr>
       <w:r>
-        <w:t>1. Anatomi Formula Pencarian Medis (PICO to MeSH)</w:t>
+        <w:rPr>
+          <w:rFonts w:ascii="Times New Roman" w:hAnsi="Times New Roman"/>
+          <w:b/>
+          <w:i w:val="0"/>
+          <w:color w:val="000000"/>
+          <w:sz w:val="24"/>
+          <w:rFonts w:ascii="Times New Roman" w:hAnsi="Times New Roman" w:cs="Times New Roman" w:eastAsia="Times New Roman"/>
+        </w:rPr>
+        <w:t>1. Prinsip Penyusunan String Pencarian Medis (PICO to MeSH)</w:t>
       </w:r>
     </w:p>
     <w:p>
+      <w:pPr>
+        <w:jc w:val="both"/>
+      </w:pPr>
       <w:r>
-        <w:t>Untuk mendapatkan jurnal relevan tanpa tercampur ribuan artikel sampah, susun string menggunakan operator boolean baku:</w:t>
+        <w:rPr>
+          <w:rFonts w:ascii="Times New Roman" w:hAnsi="Times New Roman"/>
+          <w:b w:val="0"/>
+          <w:i w:val="0"/>
+          <w:color w:val="000000"/>
+          <w:sz w:val="24"/>
+          <w:rFonts w:ascii="Times New Roman" w:hAnsi="Times New Roman" w:cs="Times New Roman" w:eastAsia="Times New Roman"/>
+        </w:rPr>
+        <w:t>Penelusuran literatur ilmiah internasional bereputasi mensyaratkan kombinasi kata kunci terstruktur guna meminimalisir artikel tidak relevan:</w:t>
         <w:br/>
-        <w:t>• AND  : Menggabungkan antar-komponen PICO (mempersempit hasil).</w:t>
+        <w:t>• AND  : Menggabungkan konsep inti PICO yang berbeda (mempersempit ruang lingkup hasil).</w:t>
         <w:br/>
-        <w:t>• OR   : Menggabungkan sinonim / kata kunci sejenis (memperluas hasil).</w:t>
+        <w:t>• OR   : Menggabungkan sinonim dan istilah sejenis (memperluas cakupan penelusuran).</w:t>
         <w:br/>
-        <w:t>• NOT  : Mengecualikan topik yang tidak diinginkan (misal: NOT animals).</w:t>
+        <w:t>• NOT  : Mengecualikan topik yang tidak dikehendaki (contoh: NOT animals).</w:t>
         <w:br/>
-        <w:t>• [Mesh] : Mengunci istilah baku Medical Subject Headings resmi NLM.</w:t>
+        <w:t>• [Mesh] : Mengunci terminologi baku Medical Subject Headings dari National Library of Medicine.</w:t>
         <w:br/>
-        <w:t>• [tiab] : Mencari kata kunci spesifik pada Title dan Abstract.</w:t>
+        <w:t>• [tiab] : Menargetkan pencarian spesifik pada judul (Title) dan abstrak (Abstract).</w:t>
       </w:r>
     </w:p>
     <w:p>
       <w:pPr>
         <w:pStyle w:val="Heading1"/>
+        <w:spacing w:before="240" w:after="120"/>
       </w:pPr>
       <w:r>
-        <w:t>2. 5 Template Search String Siap Copy-Paste ke PubMed</w:t>
+        <w:rPr>
+          <w:rFonts w:ascii="Times New Roman" w:hAnsi="Times New Roman"/>
+          <w:b/>
+          <w:i w:val="0"/>
+          <w:color w:val="000000"/>
+          <w:sz w:val="24"/>
+          <w:rFonts w:ascii="Times New Roman" w:hAnsi="Times New Roman" w:cs="Times New Roman" w:eastAsia="Times New Roman"/>
+        </w:rPr>
+        <w:t>2. Template String Pencarian PubMed Siap Pakai</w:t>
       </w:r>
     </w:p>
     <w:p>
       <w:r>
         <w:rPr>
+          <w:rFonts w:ascii="Times New Roman" w:hAnsi="Times New Roman"/>
           <w:b/>
+          <w:i w:val="0"/>
+          <w:color w:val="000000"/>
+          <w:sz w:val="24"/>
+          <w:rFonts w:ascii="Times New Roman" w:hAnsi="Times New Roman" w:cs="Times New Roman" w:eastAsia="Times New Roman"/>
         </w:rPr>
-        <w:t>A. Topik Biomarker &amp; Uji Diagnostik (Contoh: Preeklamsia)</w:t>
+        <w:t>A. Uji Diagnostik &amp; Biomarker (Contoh: Preeklamsia)</w:t>
         <w:br/>
       </w:r>
-    </w:p>
-    <w:p>
-      <w:pPr>
-        <w:ind w:left="288"/>
-      </w:pPr>
       <w:r>
         <w:rPr>
-          <w:rFonts w:ascii="Consolas" w:hAnsi="Consolas"/>
-          <w:color w:val="071726"/>
-          <w:sz w:val="19"/>
+          <w:rFonts w:ascii="Times New Roman" w:hAnsi="Times New Roman"/>
+          <w:b w:val="0"/>
+          <w:i/>
+          <w:color w:val="000000"/>
+          <w:sz w:val="20"/>
+          <w:rFonts w:ascii="Times New Roman" w:hAnsi="Times New Roman" w:cs="Times New Roman" w:eastAsia="Times New Roman"/>
         </w:rPr>
         <w:t>("Pre-Eclampsia"[Mesh] OR "Preeclampsia"[tiab] OR "gestational hypertension"[tiab]) AND ("Biomarkers"[Mesh] OR "sFlt-1"[tiab] OR "PlGF"[tiab]) AND ("Sensitivity and Specificity"[Mesh] OR "ROC Curve"[Mesh] OR "diagnostic accuracy"[tiab])</w:t>
       </w:r>
@@ -87,21 +118,24 @@
     <w:p>
       <w:r>
         <w:rPr>
+          <w:rFonts w:ascii="Times New Roman" w:hAnsi="Times New Roman"/>
           <w:b/>
+          <w:i w:val="0"/>
+          <w:color w:val="000000"/>
+          <w:sz w:val="24"/>
+          <w:rFonts w:ascii="Times New Roman" w:hAnsi="Times New Roman" w:cs="Times New Roman" w:eastAsia="Times New Roman"/>
         </w:rPr>
-        <w:t>B. Topik Farmakoterapi / Uji Klinis (Contoh: Diabetes Melitus Tipe 2)</w:t>
+        <w:t>B. Uji Klinis Terapi Farmakologi (Contoh: Diabetes Melitus Tipe 2)</w:t>
         <w:br/>
       </w:r>
-    </w:p>
-    <w:p>
-      <w:pPr>
-        <w:ind w:left="288"/>
-      </w:pPr>
       <w:r>
         <w:rPr>
-          <w:rFonts w:ascii="Consolas" w:hAnsi="Consolas"/>
-          <w:color w:val="071726"/>
-          <w:sz w:val="19"/>
+          <w:rFonts w:ascii="Times New Roman" w:hAnsi="Times New Roman"/>
+          <w:b w:val="0"/>
+          <w:i/>
+          <w:color w:val="000000"/>
+          <w:sz w:val="20"/>
+          <w:rFonts w:ascii="Times New Roman" w:hAnsi="Times New Roman" w:cs="Times New Roman" w:eastAsia="Times New Roman"/>
         </w:rPr>
         <w:t>("Diabetes Mellitus, Type 2"[Mesh] OR "T2DM"[tiab]) AND ("Sodium-Glucose Transporter 2 Inhibitors"[Mesh] OR "SGLT2 inhibitors"[tiab] OR "empagliflozin"[tiab]) AND ("Cardiovascular Diseases"[Mesh] OR "cardiovascular outcomes"[tiab]) AND ("Randomized Controlled Trial"[ptyp])</w:t>
       </w:r>
@@ -109,21 +143,24 @@
     <w:p>
       <w:r>
         <w:rPr>
+          <w:rFonts w:ascii="Times New Roman" w:hAnsi="Times New Roman"/>
           <w:b/>
+          <w:i w:val="0"/>
+          <w:color w:val="000000"/>
+          <w:sz w:val="24"/>
+          <w:rFonts w:ascii="Times New Roman" w:hAnsi="Times New Roman" w:cs="Times New Roman" w:eastAsia="Times New Roman"/>
         </w:rPr>
-        <w:t>C. Topik Faktor Risiko Penyakit Kronis / Case-Control (Contoh: Kanker Paru)</w:t>
+        <w:t>C. Faktor Risiko &amp; Desain Kasus-Kontrol (Contoh: Karsinoma Paru)</w:t>
         <w:br/>
       </w:r>
-    </w:p>
-    <w:p>
-      <w:pPr>
-        <w:ind w:left="288"/>
-      </w:pPr>
       <w:r>
         <w:rPr>
-          <w:rFonts w:ascii="Consolas" w:hAnsi="Consolas"/>
-          <w:color w:val="071726"/>
-          <w:sz w:val="19"/>
+          <w:rFonts w:ascii="Times New Roman" w:hAnsi="Times New Roman"/>
+          <w:b w:val="0"/>
+          <w:i/>
+          <w:color w:val="000000"/>
+          <w:sz w:val="20"/>
+          <w:rFonts w:ascii="Times New Roman" w:hAnsi="Times New Roman" w:cs="Times New Roman" w:eastAsia="Times New Roman"/>
         </w:rPr>
         <w:t>("Lung Neoplasms"[Mesh] OR "lung cancer"[tiab]) AND ("Smoking"[Mesh] OR "tobacco smoke pollution"[Mesh] OR "secondhand smoke"[tiab]) AND ("Risk Factors"[Mesh] OR "Odds Ratio"[tiab] OR "case-control studies"[Mesh])</w:t>
       </w:r>
@@ -131,21 +168,24 @@
     <w:p>
       <w:r>
         <w:rPr>
+          <w:rFonts w:ascii="Times New Roman" w:hAnsi="Times New Roman"/>
           <w:b/>
+          <w:i w:val="0"/>
+          <w:color w:val="000000"/>
+          <w:sz w:val="24"/>
+          <w:rFonts w:ascii="Times New Roman" w:hAnsi="Times New Roman" w:cs="Times New Roman" w:eastAsia="Times New Roman"/>
         </w:rPr>
-        <w:t>D. Topik Kesehatan Anak &amp; Nutrisi (Contoh: Stunting)</w:t>
+        <w:t>D. Kesehatan Ibu dan Anak (Contoh: Stunting)</w:t>
         <w:br/>
       </w:r>
-    </w:p>
-    <w:p>
-      <w:pPr>
-        <w:ind w:left="288"/>
-      </w:pPr>
       <w:r>
         <w:rPr>
-          <w:rFonts w:ascii="Consolas" w:hAnsi="Consolas"/>
-          <w:color w:val="071726"/>
-          <w:sz w:val="19"/>
+          <w:rFonts w:ascii="Times New Roman" w:hAnsi="Times New Roman"/>
+          <w:b w:val="0"/>
+          <w:i/>
+          <w:color w:val="000000"/>
+          <w:sz w:val="20"/>
+          <w:rFonts w:ascii="Times New Roman" w:hAnsi="Times New Roman" w:cs="Times New Roman" w:eastAsia="Times New Roman"/>
         </w:rPr>
         <w:t>("Growth Disorders"[Mesh] OR "Stunting"[tiab] OR "stunted growth"[tiab]) AND ("Infant"[Mesh] OR "Child, Preschool"[Mesh] OR "toddler"[tiab]) AND ("Exclusive Breastfeeding"[Mesh] OR "complementary feeding"[tiab] OR "dietary diversity"[tiab])</w:t>
       </w:r>
@@ -153,47 +193,31 @@
     <w:p>
       <w:r>
         <w:rPr>
+          <w:rFonts w:ascii="Times New Roman" w:hAnsi="Times New Roman"/>
           <w:b/>
+          <w:i w:val="0"/>
+          <w:color w:val="000000"/>
+          <w:sz w:val="24"/>
+          <w:rFonts w:ascii="Times New Roman" w:hAnsi="Times New Roman" w:cs="Times New Roman" w:eastAsia="Times New Roman"/>
         </w:rPr>
-        <w:t>E. Topik Infeksi Tropis &amp; Penyakit Menular (Contoh: Demam Berdarah Dengue)</w:t>
+        <w:t>E. Penyakit Tropis Infeksius (Contoh: Demam Berdarah Dengue)</w:t>
         <w:br/>
       </w:r>
-    </w:p>
-    <w:p>
-      <w:pPr>
-        <w:ind w:left="288"/>
-      </w:pPr>
       <w:r>
         <w:rPr>
-          <w:rFonts w:ascii="Consolas" w:hAnsi="Consolas"/>
-          <w:color w:val="071726"/>
-          <w:sz w:val="19"/>
+          <w:rFonts w:ascii="Times New Roman" w:hAnsi="Times New Roman"/>
+          <w:b w:val="0"/>
+          <w:i/>
+          <w:color w:val="000000"/>
+          <w:sz w:val="20"/>
+          <w:rFonts w:ascii="Times New Roman" w:hAnsi="Times New Roman" w:cs="Times New Roman" w:eastAsia="Times New Roman"/>
         </w:rPr>
         <w:t>("Dengue"[Mesh] OR "severe dengue"[tiab] OR "dengue hemorrhagic fever"[tiab]) AND ("Early Diagnosis"[Mesh] OR "NS1 antigen"[tiab] OR "warning signs"[tiab]) AND ("Disease Progression"[Mesh] OR "plasma leakage"[tiab])</w:t>
       </w:r>
     </w:p>
-    <w:p>
-      <w:pPr>
-        <w:pStyle w:val="Heading1"/>
-      </w:pPr>
-      <w:r>
-        <w:t>3. Filter Wajib PubMed untuk Skripsi FK</w:t>
-      </w:r>
-    </w:p>
-    <w:p>
-      <w:r>
-        <w:t>Centang filter pada sidebar kiri PubMed:</w:t>
-        <w:br/>
-        <w:t>1. Publication Date: 5 years atau 10 years.</w:t>
-        <w:br/>
-        <w:t>2. Species: Humans.</w:t>
-        <w:br/>
-        <w:t>3. Article Type: Systematic Review, Meta-Analysis, Randomized Controlled Trial, atau Clinical Trial.</w:t>
-      </w:r>
-    </w:p>
     <w:sectPr>
-      <w:pgSz w:w="12240" w:h="15840"/>
-      <w:pgMar w:top="1440" w:right="1440" w:bottom="1440" w:left="1440" w:header="720" w:footer="720" w:gutter="0"/>
+      <w:pgSz w:w="11906" w:h="16838"/>
+      <w:pgMar w:top="2268" w:right="1701" w:bottom="1701" w:left="2268" w:header="720" w:footer="720" w:gutter="0"/>
       <w:cols w:space="720"/>
       <w:docGrid w:linePitch="360"/>
     </w:sectPr>
@@ -564,6 +588,14 @@
     <w:name w:val="Normal"/>
     <w:qFormat/>
     <w:rsid w:val="00FC693F"/>
+    <w:pPr>
+      <w:spacing w:line="276" w:lineRule="auto" w:after="80"/>
+    </w:pPr>
+    <w:rPr>
+      <w:rFonts w:ascii="Times New Roman" w:hAnsi="Times New Roman"/>
+      <w:color w:val="000000"/>
+      <w:sz w:val="24"/>
+    </w:rPr>
   </w:style>
   <w:style w:type="paragraph" w:styleId="Header">
     <w:name w:val="header"/>
